--- a/exercises/Bài tập tổng hợp 48-49 - Cấu trúc so sánh/Đề 3.docx
+++ b/exercises/Bài tập tổng hợp 48-49 - Cấu trúc so sánh/Đề 3.docx
@@ -3,604 +3,2428 @@
 <w:document xmlns:w="http://schemas.openxmlformats.org/wordprocessingml/2006/main">
   <w:body>
     <w:p>
-      <w:r>
-        <w:rPr>
+      <w:pPr>
+        <w:spacing w:before="0" w:after="280"/>
+        <w:keepNext/>
+        <w:jc w:val="center"/>
+      </w:pPr>
+      <w:r>
+        <w:rPr>
+          <w:color w:val="000000"/>
           <w:b/>
         </w:rPr>
-        <w:t xml:space="preserve">ĐỀ TỔNG HỢP 48–49 – ĐỀ 3</w:t>
-      </w:r>
-    </w:p>
-    <w:p>
-      <w:r>
-        <w:t xml:space="preserve">EQUALITY – COMPARATIVES – SUPERLATIVES – SPECIAL COMPARISON STRUCTURES</w:t>
-      </w:r>
-    </w:p>
-    <w:p>
-      <w:r>
-        <w:t xml:space="preserve">Họ và tên: __________________________                         Điểm: ________/100</w:t>
-      </w:r>
-    </w:p>
-    <w:p>
-      <w:r>
-        <w:rPr>
+        <w:t>ĐỀ TỔNG HỢP 48–49 – ĐỀ 3</w:t>
+      </w:r>
+    </w:p>
+    <w:p>
+      <w:pPr>
+        <w:spacing w:before="0" w:after="180"/>
+        <w:jc w:val="center"/>
+      </w:pPr>
+      <w:r>
+        <w:rPr>
+          <w:color w:val="000000"/>
           <w:b/>
         </w:rPr>
-        <w:t xml:space="preserve">PHẦN 1. VIẾT DẠNG SO SÁNH ĐÚNG (10 điểm)</w:t>
-      </w:r>
-    </w:p>
-    <w:p>
-      <w:r>
-        <w:t xml:space="preserve">1. many (superlative)</w:t>
-      </w:r>
-    </w:p>
-    <w:p>
-      <w:r>
-        <w:t xml:space="preserve">2. easy (superlative)</w:t>
-      </w:r>
-    </w:p>
-    <w:p>
-      <w:r>
-        <w:t xml:space="preserve">3. expensive (comparative)</w:t>
-      </w:r>
-    </w:p>
-    <w:p>
-      <w:r>
-        <w:t xml:space="preserve">4. thin (comparative)</w:t>
-      </w:r>
-    </w:p>
-    <w:p>
-      <w:r>
-        <w:t xml:space="preserve">5. well (superlative)</w:t>
-      </w:r>
-    </w:p>
-    <w:p>
-      <w:r>
-        <w:t xml:space="preserve">6. tall (comparative)</w:t>
-      </w:r>
-    </w:p>
-    <w:p>
-      <w:r>
-        <w:t xml:space="preserve">7. large (superlative)</w:t>
-      </w:r>
-    </w:p>
-    <w:p>
-      <w:r>
-        <w:t xml:space="preserve">8. happy (comparative)</w:t>
-      </w:r>
-    </w:p>
-    <w:p>
-      <w:r>
-        <w:t xml:space="preserve">9. hot (superlative)</w:t>
-      </w:r>
-    </w:p>
-    <w:p>
-      <w:r>
-        <w:t xml:space="preserve">10. beautiful (comparative)</w:t>
-      </w:r>
-    </w:p>
-    <w:p>
-      <w:r>
-        <w:rPr>
+        <w:t>EQUALITY – COMPARATIVES – SUPERLATIVES – SPECIAL COMPARISON STRUCTURES</w:t>
+      </w:r>
+    </w:p>
+    <w:p>
+      <w:pPr>
+        <w:spacing w:before="0" w:after="100"/>
+      </w:pPr>
+      <w:r>
+        <w:rPr>
+          <w:color w:val="000000"/>
+        </w:rPr>
+        <w:t>Họ và tên: __________________________                         Điểm: ________/100</w:t>
+      </w:r>
+    </w:p>
+    <w:p>
+      <w:pPr>
+        <w:spacing w:before="0" w:after="100"/>
+      </w:pPr>
+      <w:r>
+        <w:rPr>
+          <w:color w:val="000000"/>
+        </w:rPr>
+        <w:t>Phạm vi kiến thức: Bài 48–49 — so sánh bằng; so sánh hơn; so sánh nhất; so sánh kép; cấu trúc đặc biệt.</w:t>
+      </w:r>
+    </w:p>
+    <w:p>
+      <w:pPr>
+        <w:spacing w:before="0" w:after="100"/>
+      </w:pPr>
+      <w:r>
+        <w:rPr>
+          <w:color w:val="000000"/>
+        </w:rPr>
+        <w:t>Thời gian làm bài dự kiến: 90 phút.</w:t>
+      </w:r>
+    </w:p>
+    <w:p>
+      <w:pPr>
+        <w:spacing w:before="0" w:after="100"/>
+      </w:pPr>
+      <w:r>
+        <w:rPr>
+          <w:color w:val="000000"/>
+        </w:rPr>
+        <w:t>Tổng điểm: 100 điểm.</w:t>
+      </w:r>
+    </w:p>
+    <w:p>
+      <w:pPr>
+        <w:spacing w:before="0" w:after="120"/>
+      </w:pPr>
+      <w:r>
+        <w:rPr>
+          <w:color w:val="000000"/>
+        </w:rPr>
+        <w:t>Hướng dẫn chung: Làm lần lượt từng phần và kiểm tra dạng từ, cấu trúc as...as, so sánh hơn, so sánh nhất cùng các cấu trúc kép trước khi nộp bài.</w:t>
+      </w:r>
+    </w:p>
+    <w:p>
+      <w:pPr>
+        <w:spacing w:before="240" w:after="60"/>
+        <w:keepNext/>
+      </w:pPr>
+      <w:r>
+        <w:rPr>
+          <w:color w:val="000000"/>
           <w:b/>
         </w:rPr>
-        <w:t xml:space="preserve">PHẦN 2. SO SÁNH BẰNG (10 điểm)</w:t>
-      </w:r>
-    </w:p>
-    <w:p>
-      <w:r>
-        <w:t xml:space="preserve">1. He has ___ patience ___ his teacher.</w:t>
-      </w:r>
-    </w:p>
-    <w:p>
-      <w:r>
-        <w:t xml:space="preserve">2. There are ___ students here ___ yesterday.</w:t>
-      </w:r>
-    </w:p>
-    <w:p>
-      <w:r>
-        <w:t xml:space="preserve">3. The film was ___ interesting ___ the book.</w:t>
-      </w:r>
-    </w:p>
-    <w:p>
-      <w:r>
-        <w:t xml:space="preserve">4. My sister sings ___ beautifully ___ my mother.</w:t>
-      </w:r>
-    </w:p>
-    <w:p>
-      <w:r>
-        <w:t xml:space="preserve">5. Their house is three times ___ large ___ ours.</w:t>
-      </w:r>
-    </w:p>
-    <w:p>
-      <w:r>
-        <w:t xml:space="preserve">6. Lan is ___ tall ___ Mai.</w:t>
-      </w:r>
-    </w:p>
-    <w:p>
-      <w:r>
-        <w:t xml:space="preserve">7. This bag is not ___ expensive ___ that one.</w:t>
-      </w:r>
-    </w:p>
-    <w:p>
-      <w:r>
-        <w:t xml:space="preserve">8. I have ___ books ___ my brother.</w:t>
-      </w:r>
-    </w:p>
-    <w:p>
-      <w:r>
-        <w:t xml:space="preserve">9. We do not have ___ time ___ they do.</w:t>
-      </w:r>
-    </w:p>
-    <w:p>
-      <w:r>
-        <w:t xml:space="preserve">10. Tom runs ___ fast ___ Nam.</w:t>
-      </w:r>
-    </w:p>
-    <w:p>
-      <w:r>
-        <w:rPr>
+        <w:t>PHẦN 1. VIẾT DẠNG SO SÁNH ĐÚNG (10 điểm)</w:t>
+      </w:r>
+    </w:p>
+    <w:p>
+      <w:pPr>
+        <w:spacing w:before="0" w:after="60"/>
+        <w:keepNext/>
+      </w:pPr>
+      <w:r>
+        <w:rPr>
+          <w:color w:val="000000"/>
+          <w:i/>
+        </w:rPr>
+        <w:t>Hướng dẫn: Viết dạng so sánh đúng của từ trong ngoặc theo yêu cầu.</w:t>
+      </w:r>
+    </w:p>
+    <w:p>
+      <w:pPr>
+        <w:spacing w:before="40" w:after="60"/>
+      </w:pPr>
+      <w:r>
+        <w:rPr>
+          <w:color w:val="000000"/>
+        </w:rPr>
+        <w:t>1. many (superlative)</w:t>
+      </w:r>
+    </w:p>
+    <w:p>
+      <w:pPr>
+        <w:spacing w:before="120" w:after="160"/>
+      </w:pPr>
+      <w:r>
+        <w:rPr>
+          <w:color w:val="000000"/>
+        </w:rPr>
+        <w:t>2. easy (superlative)</w:t>
+      </w:r>
+    </w:p>
+    <w:p>
+      <w:pPr>
+        <w:spacing w:before="120" w:after="160"/>
+      </w:pPr>
+      <w:r>
+        <w:rPr>
+          <w:color w:val="000000"/>
+        </w:rPr>
+        <w:t>3. expensive (comparative)</w:t>
+      </w:r>
+    </w:p>
+    <w:p>
+      <w:pPr>
+        <w:spacing w:before="120" w:after="160"/>
+      </w:pPr>
+      <w:r>
+        <w:rPr>
+          <w:color w:val="000000"/>
+        </w:rPr>
+        <w:t>4. thin (comparative)</w:t>
+      </w:r>
+    </w:p>
+    <w:p>
+      <w:pPr>
+        <w:spacing w:before="120" w:after="160"/>
+      </w:pPr>
+      <w:r>
+        <w:rPr>
+          <w:color w:val="000000"/>
+        </w:rPr>
+        <w:t>5. well (superlative)</w:t>
+      </w:r>
+    </w:p>
+    <w:p>
+      <w:pPr>
+        <w:spacing w:before="120" w:after="160"/>
+      </w:pPr>
+      <w:r>
+        <w:rPr>
+          <w:color w:val="000000"/>
+        </w:rPr>
+        <w:t>6. tall (comparative)</w:t>
+      </w:r>
+    </w:p>
+    <w:p>
+      <w:pPr>
+        <w:spacing w:before="120" w:after="160"/>
+      </w:pPr>
+      <w:r>
+        <w:rPr>
+          <w:color w:val="000000"/>
+        </w:rPr>
+        <w:t>7. large (superlative)</w:t>
+      </w:r>
+    </w:p>
+    <w:p>
+      <w:pPr>
+        <w:spacing w:before="120" w:after="160"/>
+      </w:pPr>
+      <w:r>
+        <w:rPr>
+          <w:color w:val="000000"/>
+        </w:rPr>
+        <w:t>8. happy (comparative)</w:t>
+      </w:r>
+    </w:p>
+    <w:p>
+      <w:pPr>
+        <w:spacing w:before="120" w:after="160"/>
+      </w:pPr>
+      <w:r>
+        <w:rPr>
+          <w:color w:val="000000"/>
+        </w:rPr>
+        <w:t>9. hot (superlative)</w:t>
+      </w:r>
+    </w:p>
+    <w:p>
+      <w:pPr>
+        <w:spacing w:before="120" w:after="160"/>
+      </w:pPr>
+      <w:r>
+        <w:rPr>
+          <w:color w:val="000000"/>
+        </w:rPr>
+        <w:t>10. beautiful (comparative)</w:t>
+      </w:r>
+    </w:p>
+    <w:p>
+      <w:pPr>
+        <w:spacing w:before="240" w:after="60"/>
+        <w:keepNext/>
+      </w:pPr>
+      <w:r>
+        <w:rPr>
+          <w:color w:val="000000"/>
           <w:b/>
         </w:rPr>
-        <w:t xml:space="preserve">PHẦN 3. SO SÁNH HƠN (10 điểm)</w:t>
-      </w:r>
-    </w:p>
-    <w:p>
-      <w:r>
-        <w:t xml:space="preserve">1. Nam arrived ___ (early) than Hoa.</w:t>
-      </w:r>
-    </w:p>
-    <w:p>
-      <w:r>
-        <w:t xml:space="preserve">2. Life here is far ___ (peaceful) than in the city.</w:t>
-      </w:r>
-    </w:p>
-    <w:p>
-      <w:r>
-        <w:t xml:space="preserve">3. Her bag is ___ (heavy) than mine.</w:t>
-      </w:r>
-    </w:p>
-    <w:p>
-      <w:r>
-        <w:t xml:space="preserve">4. The second test was ___ (easy) than expected.</w:t>
-      </w:r>
-    </w:p>
-    <w:p>
-      <w:r>
-        <w:t xml:space="preserve">5. He drives ___ (carefully) than his brother.</w:t>
-      </w:r>
-    </w:p>
-    <w:p>
-      <w:r>
-        <w:t xml:space="preserve">6. A train is ___ (fast) than a bus.</w:t>
-      </w:r>
-    </w:p>
-    <w:p>
-      <w:r>
-        <w:t xml:space="preserve">7. This exercise is ___ (difficult) than the first.</w:t>
-      </w:r>
-    </w:p>
-    <w:p>
-      <w:r>
-        <w:t xml:space="preserve">8. Today is ___ (hot) than yesterday.</w:t>
-      </w:r>
-    </w:p>
-    <w:p>
-      <w:r>
-        <w:t xml:space="preserve">9. Lan speaks English ___ (fluently) than I do.</w:t>
-      </w:r>
-    </w:p>
-    <w:p>
-      <w:r>
-        <w:t xml:space="preserve">10. My new phone is ___ (good) than the old one.</w:t>
-      </w:r>
-    </w:p>
-    <w:p>
-      <w:r>
-        <w:rPr>
+        <w:t>PHẦN 2. SO SÁNH BẰNG (10 điểm)</w:t>
+      </w:r>
+    </w:p>
+    <w:p>
+      <w:pPr>
+        <w:spacing w:before="0" w:after="60"/>
+        <w:keepNext/>
+      </w:pPr>
+      <w:r>
+        <w:rPr>
+          <w:color w:val="000000"/>
+          <w:i/>
+        </w:rPr>
+        <w:t>Hướng dẫn: Điền cấu trúc so sánh bằng hoặc cụm từ liên quan phù hợp với ngữ cảnh.</w:t>
+      </w:r>
+    </w:p>
+    <w:p>
+      <w:pPr>
+        <w:spacing w:before="40" w:after="60"/>
+      </w:pPr>
+      <w:r>
+        <w:rPr>
+          <w:color w:val="000000"/>
+        </w:rPr>
+        <w:t>1. He has ___ patience ___ his teacher.</w:t>
+      </w:r>
+    </w:p>
+    <w:p>
+      <w:pPr>
+        <w:spacing w:before="120" w:after="160"/>
+      </w:pPr>
+      <w:r>
+        <w:rPr>
+          <w:color w:val="000000"/>
+        </w:rPr>
+        <w:t>2. There are ___ students here ___ yesterday.</w:t>
+      </w:r>
+    </w:p>
+    <w:p>
+      <w:pPr>
+        <w:spacing w:before="120" w:after="160"/>
+      </w:pPr>
+      <w:r>
+        <w:rPr>
+          <w:color w:val="000000"/>
+        </w:rPr>
+        <w:t>3. The film was ___ interesting ___ the book.</w:t>
+      </w:r>
+    </w:p>
+    <w:p>
+      <w:pPr>
+        <w:spacing w:before="120" w:after="160"/>
+      </w:pPr>
+      <w:r>
+        <w:rPr>
+          <w:color w:val="000000"/>
+        </w:rPr>
+        <w:t>4. My sister sings ___ beautifully ___ my mother.</w:t>
+      </w:r>
+    </w:p>
+    <w:p>
+      <w:pPr>
+        <w:spacing w:before="120" w:after="160"/>
+      </w:pPr>
+      <w:r>
+        <w:rPr>
+          <w:color w:val="000000"/>
+        </w:rPr>
+        <w:t>5. Their house is three times ___ large ___ ours.</w:t>
+      </w:r>
+    </w:p>
+    <w:p>
+      <w:pPr>
+        <w:spacing w:before="120" w:after="160"/>
+      </w:pPr>
+      <w:r>
+        <w:rPr>
+          <w:color w:val="000000"/>
+        </w:rPr>
+        <w:t>6. Lan is ___ tall ___ Mai.</w:t>
+      </w:r>
+    </w:p>
+    <w:p>
+      <w:pPr>
+        <w:spacing w:before="120" w:after="160"/>
+      </w:pPr>
+      <w:r>
+        <w:rPr>
+          <w:color w:val="000000"/>
+        </w:rPr>
+        <w:t>7. This bag is not ___ expensive ___ that one.</w:t>
+      </w:r>
+    </w:p>
+    <w:p>
+      <w:pPr>
+        <w:spacing w:before="120" w:after="160"/>
+      </w:pPr>
+      <w:r>
+        <w:rPr>
+          <w:color w:val="000000"/>
+        </w:rPr>
+        <w:t>8. I have ___ books ___ my brother.</w:t>
+      </w:r>
+    </w:p>
+    <w:p>
+      <w:pPr>
+        <w:spacing w:before="120" w:after="160"/>
+      </w:pPr>
+      <w:r>
+        <w:rPr>
+          <w:color w:val="000000"/>
+        </w:rPr>
+        <w:t>9. We do not have ___ time ___ they do.</w:t>
+      </w:r>
+    </w:p>
+    <w:p>
+      <w:pPr>
+        <w:spacing w:before="120" w:after="160"/>
+      </w:pPr>
+      <w:r>
+        <w:rPr>
+          <w:color w:val="000000"/>
+        </w:rPr>
+        <w:t>10. Tom runs ___ fast ___ Nam.</w:t>
+      </w:r>
+    </w:p>
+    <w:p>
+      <w:pPr>
+        <w:spacing w:before="240" w:after="60"/>
+        <w:keepNext/>
+      </w:pPr>
+      <w:r>
+        <w:rPr>
+          <w:color w:val="000000"/>
           <w:b/>
         </w:rPr>
-        <w:t xml:space="preserve">PHẦN 4. SO SÁNH NHẤT (10 điểm)</w:t>
-      </w:r>
-    </w:p>
-    <w:p>
-      <w:r>
-        <w:t xml:space="preserve">1. This laptop is ___ of the three. (expensive)</w:t>
-      </w:r>
-    </w:p>
-    <w:p>
-      <w:r>
-        <w:t xml:space="preserve">2. Who is ___ person in your family? (old)</w:t>
-      </w:r>
-    </w:p>
-    <w:p>
-      <w:r>
-        <w:t xml:space="preserve">3. It was ___ journey of my life. (long)</w:t>
-      </w:r>
-    </w:p>
-    <w:p>
-      <w:r>
-        <w:t xml:space="preserve">4. Sunday is ___ day for the shop. (busy)</w:t>
-      </w:r>
-    </w:p>
-    <w:p>
-      <w:r>
-        <w:t xml:space="preserve">5. This question is ___ in the test. (difficult)</w:t>
-      </w:r>
-    </w:p>
-    <w:p>
-      <w:r>
-        <w:t xml:space="preserve">6. Everest is ___ mountain in the world. (high)</w:t>
-      </w:r>
-    </w:p>
-    <w:p>
-      <w:r>
-        <w:t xml:space="preserve">7. This is ___ book I have read. (interesting)</w:t>
-      </w:r>
-    </w:p>
-    <w:p>
-      <w:r>
-        <w:t xml:space="preserve">8. Lan is ___ student in the class. (hard-working)</w:t>
-      </w:r>
-    </w:p>
-    <w:p>
-      <w:r>
-        <w:t xml:space="preserve">9. February is ___ month of the year. (short)</w:t>
-      </w:r>
-    </w:p>
-    <w:p>
-      <w:r>
-        <w:t xml:space="preserve">10. That was ___ day of my trip. (good)</w:t>
-      </w:r>
-    </w:p>
-    <w:p>
-      <w:r>
-        <w:rPr>
+        <w:t>PHẦN 3. SO SÁNH HƠN (10 điểm)</w:t>
+      </w:r>
+    </w:p>
+    <w:p>
+      <w:pPr>
+        <w:spacing w:before="0" w:after="60"/>
+        <w:keepNext/>
+      </w:pPr>
+      <w:r>
+        <w:rPr>
+          <w:color w:val="000000"/>
+          <w:i/>
+        </w:rPr>
+        <w:t>Hướng dẫn: Chia từ trong ngoặc ở dạng so sánh hơn phù hợp.</w:t>
+      </w:r>
+    </w:p>
+    <w:p>
+      <w:pPr>
+        <w:spacing w:before="40" w:after="60"/>
+      </w:pPr>
+      <w:r>
+        <w:rPr>
+          <w:color w:val="000000"/>
+        </w:rPr>
+        <w:t>1. Nam arrived ___ (early) than Hoa.</w:t>
+      </w:r>
+    </w:p>
+    <w:p>
+      <w:pPr>
+        <w:spacing w:before="120" w:after="160"/>
+      </w:pPr>
+      <w:r>
+        <w:rPr>
+          <w:color w:val="000000"/>
+        </w:rPr>
+        <w:t>2. Life here is far ___ (peaceful) than in the city.</w:t>
+      </w:r>
+    </w:p>
+    <w:p>
+      <w:pPr>
+        <w:spacing w:before="120" w:after="160"/>
+      </w:pPr>
+      <w:r>
+        <w:rPr>
+          <w:color w:val="000000"/>
+        </w:rPr>
+        <w:t>3. Her bag is ___ (heavy) than mine.</w:t>
+      </w:r>
+    </w:p>
+    <w:p>
+      <w:pPr>
+        <w:spacing w:before="120" w:after="160"/>
+      </w:pPr>
+      <w:r>
+        <w:rPr>
+          <w:color w:val="000000"/>
+        </w:rPr>
+        <w:t>4. The second test was ___ (easy) than expected.</w:t>
+      </w:r>
+    </w:p>
+    <w:p>
+      <w:pPr>
+        <w:spacing w:before="120" w:after="160"/>
+      </w:pPr>
+      <w:r>
+        <w:rPr>
+          <w:color w:val="000000"/>
+        </w:rPr>
+        <w:t>5. He drives ___ (carefully) than his brother.</w:t>
+      </w:r>
+    </w:p>
+    <w:p>
+      <w:pPr>
+        <w:spacing w:before="120" w:after="160"/>
+      </w:pPr>
+      <w:r>
+        <w:rPr>
+          <w:color w:val="000000"/>
+        </w:rPr>
+        <w:t>6. A train is ___ (fast) than a bus.</w:t>
+      </w:r>
+    </w:p>
+    <w:p>
+      <w:pPr>
+        <w:spacing w:before="120" w:after="160"/>
+      </w:pPr>
+      <w:r>
+        <w:rPr>
+          <w:color w:val="000000"/>
+        </w:rPr>
+        <w:t>7. This exercise is ___ (difficult) than the first.</w:t>
+      </w:r>
+    </w:p>
+    <w:p>
+      <w:pPr>
+        <w:spacing w:before="120" w:after="160"/>
+      </w:pPr>
+      <w:r>
+        <w:rPr>
+          <w:color w:val="000000"/>
+        </w:rPr>
+        <w:t>8. Today is ___ (hot) than yesterday.</w:t>
+      </w:r>
+    </w:p>
+    <w:p>
+      <w:pPr>
+        <w:spacing w:before="120" w:after="160"/>
+      </w:pPr>
+      <w:r>
+        <w:rPr>
+          <w:color w:val="000000"/>
+        </w:rPr>
+        <w:t>9. Lan speaks English ___ (fluently) than I do.</w:t>
+      </w:r>
+    </w:p>
+    <w:p>
+      <w:pPr>
+        <w:spacing w:before="120" w:after="160"/>
+      </w:pPr>
+      <w:r>
+        <w:rPr>
+          <w:color w:val="000000"/>
+        </w:rPr>
+        <w:t>10. My new phone is ___ (good) than the old one.</w:t>
+      </w:r>
+    </w:p>
+    <w:p>
+      <w:pPr>
+        <w:spacing w:before="240" w:after="60"/>
+        <w:keepNext/>
+      </w:pPr>
+      <w:r>
+        <w:rPr>
+          <w:color w:val="000000"/>
           <w:b/>
         </w:rPr>
-        <w:t xml:space="preserve">PHẦN 5. SO SÁNH KÉP VÀ CẤU TRÚC ĐẶC BIỆT (10 điểm)</w:t>
-      </w:r>
-    </w:p>
-    <w:p>
-      <w:r>
-        <w:t xml:space="preserve">1. The river became ___. (wide)</w:t>
-      </w:r>
-    </w:p>
-    <w:p>
-      <w:r>
-        <w:t xml:space="preserve">2. The more expensive the hotel is, ___ its service is. (good)</w:t>
-      </w:r>
-    </w:p>
-    <w:p>
-      <w:r>
-        <w:t xml:space="preserve">3. Technology is developing ___. (rapidly)</w:t>
-      </w:r>
-    </w:p>
-    <w:p>
-      <w:r>
-        <w:t xml:space="preserve">4. The longer I waited, ___ I became. (impatient)</w:t>
-      </w:r>
-    </w:p>
-    <w:p>
-      <w:r>
-        <w:t xml:space="preserve">5. The more books she reads, ___ she knows.</w:t>
-      </w:r>
-    </w:p>
-    <w:p>
-      <w:r>
-        <w:t xml:space="preserve">6. The weather is becoming ___. (cold)</w:t>
-      </w:r>
-    </w:p>
-    <w:p>
-      <w:r>
-        <w:t xml:space="preserve">7. English is becoming ___. (important)</w:t>
-      </w:r>
-    </w:p>
-    <w:p>
-      <w:r>
-        <w:t xml:space="preserve">8. The more you practice, ___ you become. (confident)</w:t>
-      </w:r>
-    </w:p>
-    <w:p>
-      <w:r>
-        <w:t xml:space="preserve">9. The earlier we leave, ___ we arrive. (soon)</w:t>
-      </w:r>
-    </w:p>
-    <w:p>
-      <w:r>
-        <w:t xml:space="preserve">10. Prices are getting ___. (high)</w:t>
-      </w:r>
-    </w:p>
-    <w:p>
-      <w:r>
-        <w:rPr>
+        <w:t>PHẦN 4. SO SÁNH NHẤT (10 điểm)</w:t>
+      </w:r>
+    </w:p>
+    <w:p>
+      <w:pPr>
+        <w:spacing w:before="0" w:after="60"/>
+        <w:keepNext/>
+      </w:pPr>
+      <w:r>
+        <w:rPr>
+          <w:color w:val="000000"/>
+          <w:i/>
+        </w:rPr>
+        <w:t>Hướng dẫn: Chia từ trong ngoặc ở dạng so sánh nhất phù hợp.</w:t>
+      </w:r>
+    </w:p>
+    <w:p>
+      <w:pPr>
+        <w:spacing w:before="40" w:after="60"/>
+      </w:pPr>
+      <w:r>
+        <w:rPr>
+          <w:color w:val="000000"/>
+        </w:rPr>
+        <w:t>1. This laptop is ___ of the three. (expensive)</w:t>
+      </w:r>
+    </w:p>
+    <w:p>
+      <w:pPr>
+        <w:spacing w:before="120" w:after="160"/>
+      </w:pPr>
+      <w:r>
+        <w:rPr>
+          <w:color w:val="000000"/>
+        </w:rPr>
+        <w:t>2. Who is ___ person in your family? (old)</w:t>
+      </w:r>
+    </w:p>
+    <w:p>
+      <w:pPr>
+        <w:spacing w:before="120" w:after="160"/>
+      </w:pPr>
+      <w:r>
+        <w:rPr>
+          <w:color w:val="000000"/>
+        </w:rPr>
+        <w:t>3. It was ___ journey of my life. (long)</w:t>
+      </w:r>
+    </w:p>
+    <w:p>
+      <w:pPr>
+        <w:spacing w:before="120" w:after="160"/>
+      </w:pPr>
+      <w:r>
+        <w:rPr>
+          <w:color w:val="000000"/>
+        </w:rPr>
+        <w:t>4. Sunday is ___ day for the shop. (busy)</w:t>
+      </w:r>
+    </w:p>
+    <w:p>
+      <w:pPr>
+        <w:spacing w:before="120" w:after="160"/>
+      </w:pPr>
+      <w:r>
+        <w:rPr>
+          <w:color w:val="000000"/>
+        </w:rPr>
+        <w:t>5. This question is ___ in the test. (difficult)</w:t>
+      </w:r>
+    </w:p>
+    <w:p>
+      <w:pPr>
+        <w:spacing w:before="120" w:after="160"/>
+      </w:pPr>
+      <w:r>
+        <w:rPr>
+          <w:color w:val="000000"/>
+        </w:rPr>
+        <w:t>6. Everest is ___ mountain in the world. (high)</w:t>
+      </w:r>
+    </w:p>
+    <w:p>
+      <w:pPr>
+        <w:spacing w:before="120" w:after="160"/>
+      </w:pPr>
+      <w:r>
+        <w:rPr>
+          <w:color w:val="000000"/>
+        </w:rPr>
+        <w:t>7. This is ___ book I have read. (interesting)</w:t>
+      </w:r>
+    </w:p>
+    <w:p>
+      <w:pPr>
+        <w:spacing w:before="120" w:after="160"/>
+      </w:pPr>
+      <w:r>
+        <w:rPr>
+          <w:color w:val="000000"/>
+        </w:rPr>
+        <w:t>8. Lan is ___ student in the class. (hard-working)</w:t>
+      </w:r>
+    </w:p>
+    <w:p>
+      <w:pPr>
+        <w:spacing w:before="120" w:after="160"/>
+      </w:pPr>
+      <w:r>
+        <w:rPr>
+          <w:color w:val="000000"/>
+        </w:rPr>
+        <w:t>9. February is ___ month of the year. (short)</w:t>
+      </w:r>
+    </w:p>
+    <w:p>
+      <w:pPr>
+        <w:spacing w:before="120" w:after="160"/>
+      </w:pPr>
+      <w:r>
+        <w:rPr>
+          <w:color w:val="000000"/>
+        </w:rPr>
+        <w:t>10. That was ___ day of my trip. (good)</w:t>
+      </w:r>
+    </w:p>
+    <w:p>
+      <w:pPr>
+        <w:spacing w:before="240" w:after="60"/>
+        <w:keepNext/>
+      </w:pPr>
+      <w:r>
+        <w:rPr>
+          <w:color w:val="000000"/>
           <w:b/>
         </w:rPr>
-        <w:t xml:space="preserve">PHẦN 6. VIẾT LẠI CÂU (10 điểm)</w:t>
-      </w:r>
-    </w:p>
-    <w:p>
-      <w:r>
-        <w:t xml:space="preserve">1. My house is twice the size of yours.</w:t>
-      </w:r>
-    </w:p>
-    <w:p>
-      <w:r>
-        <w:t xml:space="preserve">2. Her phone is different from mine. (same)</w:t>
-      </w:r>
-    </w:p>
-    <w:p>
-      <w:r>
-        <w:t xml:space="preserve">3. A bike is slower than a motorbike.</w:t>
-      </w:r>
-    </w:p>
-    <w:p>
-      <w:r>
-        <w:t xml:space="preserve">4. Nobody in class works harder than Lan.</w:t>
-      </w:r>
-    </w:p>
-    <w:p>
-      <w:r>
-        <w:t xml:space="preserve">5. As the night continued, it became colder.</w:t>
-      </w:r>
-    </w:p>
-    <w:p>
-      <w:r>
-        <w:t xml:space="preserve">6. Nam is taller than Minh. (not as)</w:t>
-      </w:r>
-    </w:p>
-    <w:p>
-      <w:r>
-        <w:t xml:space="preserve">7. This car is cheaper than that car. (more expensive)</w:t>
-      </w:r>
-    </w:p>
-    <w:p>
-      <w:r>
-        <w:t xml:space="preserve">8. No mountain is higher than Everest.</w:t>
-      </w:r>
-    </w:p>
-    <w:p>
-      <w:r>
-        <w:t xml:space="preserve">9. Lan is one of the most careful students. (very)</w:t>
-      </w:r>
-    </w:p>
-    <w:p>
-      <w:r>
-        <w:t xml:space="preserve">10. The red bag and blue bag cost the same. (as expensive)</w:t>
-      </w:r>
-    </w:p>
-    <w:p>
-      <w:r>
-        <w:rPr>
+        <w:t>PHẦN 5. SO SÁNH KÉP VÀ CẤU TRÚC ĐẶC BIỆT (10 điểm)</w:t>
+      </w:r>
+    </w:p>
+    <w:p>
+      <w:pPr>
+        <w:spacing w:before="0" w:after="60"/>
+        <w:keepNext/>
+      </w:pPr>
+      <w:r>
+        <w:rPr>
+          <w:color w:val="000000"/>
+          <w:i/>
+        </w:rPr>
+        <w:t>Hướng dẫn: Hoàn thành cấu trúc so sánh kép hoặc cấu trúc đặc biệt theo nghĩa của câu.</w:t>
+      </w:r>
+    </w:p>
+    <w:p>
+      <w:pPr>
+        <w:spacing w:before="40" w:after="60"/>
+      </w:pPr>
+      <w:r>
+        <w:rPr>
+          <w:color w:val="000000"/>
+        </w:rPr>
+        <w:t>1. The river became ___. (wide)</w:t>
+      </w:r>
+    </w:p>
+    <w:p>
+      <w:pPr>
+        <w:spacing w:before="120" w:after="160"/>
+      </w:pPr>
+      <w:r>
+        <w:rPr>
+          <w:color w:val="000000"/>
+        </w:rPr>
+        <w:t>2. The more expensive the hotel is, ___ its service is. (good)</w:t>
+      </w:r>
+    </w:p>
+    <w:p>
+      <w:pPr>
+        <w:spacing w:before="120" w:after="160"/>
+      </w:pPr>
+      <w:r>
+        <w:rPr>
+          <w:color w:val="000000"/>
+        </w:rPr>
+        <w:t>3. Technology is developing ___. (rapidly)</w:t>
+      </w:r>
+    </w:p>
+    <w:p>
+      <w:pPr>
+        <w:spacing w:before="120" w:after="160"/>
+      </w:pPr>
+      <w:r>
+        <w:rPr>
+          <w:color w:val="000000"/>
+        </w:rPr>
+        <w:t>4. The longer I waited, ___ I became. (impatient)</w:t>
+      </w:r>
+    </w:p>
+    <w:p>
+      <w:pPr>
+        <w:spacing w:before="120" w:after="160"/>
+      </w:pPr>
+      <w:r>
+        <w:rPr>
+          <w:color w:val="000000"/>
+        </w:rPr>
+        <w:t>5. The more books she reads, ___ she knows.</w:t>
+      </w:r>
+    </w:p>
+    <w:p>
+      <w:pPr>
+        <w:spacing w:before="120" w:after="160"/>
+      </w:pPr>
+      <w:r>
+        <w:rPr>
+          <w:color w:val="000000"/>
+        </w:rPr>
+        <w:t>6. The weather is becoming ___. (cold)</w:t>
+      </w:r>
+    </w:p>
+    <w:p>
+      <w:pPr>
+        <w:spacing w:before="120" w:after="160"/>
+      </w:pPr>
+      <w:r>
+        <w:rPr>
+          <w:color w:val="000000"/>
+        </w:rPr>
+        <w:t>7. English is becoming ___. (important)</w:t>
+      </w:r>
+    </w:p>
+    <w:p>
+      <w:pPr>
+        <w:spacing w:before="120" w:after="160"/>
+      </w:pPr>
+      <w:r>
+        <w:rPr>
+          <w:color w:val="000000"/>
+        </w:rPr>
+        <w:t>8. The more you practice, ___ you become. (confident)</w:t>
+      </w:r>
+    </w:p>
+    <w:p>
+      <w:pPr>
+        <w:spacing w:before="120" w:after="160"/>
+      </w:pPr>
+      <w:r>
+        <w:rPr>
+          <w:color w:val="000000"/>
+        </w:rPr>
+        <w:t>9. The earlier we leave, ___ we arrive. (soon)</w:t>
+      </w:r>
+    </w:p>
+    <w:p>
+      <w:pPr>
+        <w:spacing w:before="120" w:after="160"/>
+      </w:pPr>
+      <w:r>
+        <w:rPr>
+          <w:color w:val="000000"/>
+        </w:rPr>
+        <w:t>10. Prices are getting ___. (high)</w:t>
+      </w:r>
+    </w:p>
+    <w:p>
+      <w:pPr>
+        <w:spacing w:before="240" w:after="60"/>
+        <w:keepNext/>
+      </w:pPr>
+      <w:r>
+        <w:rPr>
+          <w:color w:val="000000"/>
           <w:b/>
         </w:rPr>
-        <w:t xml:space="preserve">PHẦN 7. SỬA LỖI SAI (10 điểm)</w:t>
-      </w:r>
-    </w:p>
-    <w:p>
-      <w:r>
-        <w:t xml:space="preserve">1. This box is three times bigger as that one.</w:t>
-      </w:r>
-    </w:p>
-    <w:p>
-      <w:r>
-        <w:t xml:space="preserve">2. He works carefuler than I do.</w:t>
-      </w:r>
-    </w:p>
-    <w:p>
-      <w:r>
-        <w:t xml:space="preserve">3. Who is the older person here?</w:t>
-      </w:r>
-    </w:p>
-    <w:p>
-      <w:r>
-        <w:t xml:space="preserve">4. My bag is different than yours.</w:t>
-      </w:r>
-    </w:p>
-    <w:p>
-      <w:r>
-        <w:t xml:space="preserve">5. This test is not so easier as the last.</w:t>
-      </w:r>
-    </w:p>
-    <w:p>
-      <w:r>
-        <w:t xml:space="preserve">6. She is more taller than me.</w:t>
-      </w:r>
-    </w:p>
-    <w:p>
-      <w:r>
-        <w:t xml:space="preserve">7. This is most expensive shop here.</w:t>
-      </w:r>
-    </w:p>
-    <w:p>
-      <w:r>
-        <w:t xml:space="preserve">8. Lan is as tall than Mai.</w:t>
-      </w:r>
-    </w:p>
-    <w:p>
-      <w:r>
-        <w:t xml:space="preserve">9. He runs more fast than Nam.</w:t>
-      </w:r>
-    </w:p>
-    <w:p>
-      <w:r>
-        <w:t xml:space="preserve">10. That was the baddest day.</w:t>
-      </w:r>
-    </w:p>
-    <w:p>
-      <w:r>
-        <w:rPr>
+        <w:t>PHẦN 6. VIẾT LẠI CÂU (10 điểm)</w:t>
+      </w:r>
+    </w:p>
+    <w:p>
+      <w:pPr>
+        <w:spacing w:before="0" w:after="60"/>
+        <w:keepNext/>
+      </w:pPr>
+      <w:r>
+        <w:rPr>
+          <w:color w:val="000000"/>
+          <w:i/>
+        </w:rPr>
+        <w:t>Hướng dẫn: Viết lại câu theo từ gợi ý hoặc yêu cầu mà không làm thay đổi nghĩa.</w:t>
+      </w:r>
+    </w:p>
+    <w:p>
+      <w:pPr>
+        <w:spacing w:before="40" w:after="60"/>
+      </w:pPr>
+      <w:r>
+        <w:rPr>
+          <w:color w:val="000000"/>
+        </w:rPr>
+        <w:t>1. My house is twice the size of yours.</w:t>
+      </w:r>
+    </w:p>
+    <w:p>
+      <w:pPr>
+        <w:spacing w:before="120" w:after="160"/>
+      </w:pPr>
+      <w:r>
+        <w:rPr>
+          <w:color w:val="000000"/>
+        </w:rPr>
+        <w:t>2. Her phone is different from mine. (same)</w:t>
+      </w:r>
+    </w:p>
+    <w:p>
+      <w:pPr>
+        <w:spacing w:before="120" w:after="160"/>
+      </w:pPr>
+      <w:r>
+        <w:rPr>
+          <w:color w:val="000000"/>
+        </w:rPr>
+        <w:t>3. A bike is slower than a motorbike.</w:t>
+      </w:r>
+    </w:p>
+    <w:p>
+      <w:pPr>
+        <w:spacing w:before="120" w:after="160"/>
+      </w:pPr>
+      <w:r>
+        <w:rPr>
+          <w:color w:val="000000"/>
+        </w:rPr>
+        <w:t>4. Nobody in class works harder than Lan.</w:t>
+      </w:r>
+    </w:p>
+    <w:p>
+      <w:pPr>
+        <w:spacing w:before="120" w:after="160"/>
+      </w:pPr>
+      <w:r>
+        <w:rPr>
+          <w:color w:val="000000"/>
+        </w:rPr>
+        <w:t>5. As the night continued, it became colder.</w:t>
+      </w:r>
+    </w:p>
+    <w:p>
+      <w:pPr>
+        <w:spacing w:before="120" w:after="160"/>
+      </w:pPr>
+      <w:r>
+        <w:rPr>
+          <w:color w:val="000000"/>
+        </w:rPr>
+        <w:t>6. Nam is taller than Minh. (not as)</w:t>
+      </w:r>
+    </w:p>
+    <w:p>
+      <w:pPr>
+        <w:spacing w:before="120" w:after="160"/>
+      </w:pPr>
+      <w:r>
+        <w:rPr>
+          <w:color w:val="000000"/>
+        </w:rPr>
+        <w:t>7. This car is cheaper than that car. (more expensive)</w:t>
+      </w:r>
+    </w:p>
+    <w:p>
+      <w:pPr>
+        <w:spacing w:before="120" w:after="160"/>
+      </w:pPr>
+      <w:r>
+        <w:rPr>
+          <w:color w:val="000000"/>
+        </w:rPr>
+        <w:t>8. No mountain is higher than Everest.</w:t>
+      </w:r>
+    </w:p>
+    <w:p>
+      <w:pPr>
+        <w:spacing w:before="120" w:after="160"/>
+      </w:pPr>
+      <w:r>
+        <w:rPr>
+          <w:color w:val="000000"/>
+        </w:rPr>
+        <w:t>9. Lan is one of the most careful students. (very)</w:t>
+      </w:r>
+    </w:p>
+    <w:p>
+      <w:pPr>
+        <w:spacing w:before="120" w:after="160"/>
+      </w:pPr>
+      <w:r>
+        <w:rPr>
+          <w:color w:val="000000"/>
+        </w:rPr>
+        <w:t>10. The red bag and blue bag cost the same. (as expensive)</w:t>
+      </w:r>
+    </w:p>
+    <w:p>
+      <w:pPr>
+        <w:spacing w:before="240" w:after="60"/>
+        <w:keepNext/>
+      </w:pPr>
+      <w:r>
+        <w:rPr>
+          <w:color w:val="000000"/>
           <w:b/>
         </w:rPr>
-        <w:t xml:space="preserve">PHẦN 8. DỊCH SANG TIẾNG ANH (10 điểm)</w:t>
-      </w:r>
-    </w:p>
-    <w:p>
-      <w:r>
-        <w:t xml:space="preserve">1. Lan cao bằng Mai.</w:t>
-      </w:r>
-    </w:p>
-    <w:p>
-      <w:r>
-        <w:t xml:space="preserve">2. Xe này đắt hơn xe kia.</w:t>
-      </w:r>
-    </w:p>
-    <w:p>
-      <w:r>
-        <w:t xml:space="preserve">3. Đây là tòa nhà cao nhất thành phố.</w:t>
-      </w:r>
-    </w:p>
-    <w:p>
-      <w:r>
-        <w:t xml:space="preserve">4. Nam chạy nhanh hơn tôi.</w:t>
-      </w:r>
-    </w:p>
-    <w:p>
-      <w:r>
-        <w:t xml:space="preserve">5. Cô ấy là một trong những học sinh giỏi nhất.</w:t>
-      </w:r>
-    </w:p>
-    <w:p>
-      <w:r>
-        <w:t xml:space="preserve">6. Trời ngày càng lạnh hơn.</w:t>
-      </w:r>
-    </w:p>
-    <w:p>
-      <w:r>
-        <w:t xml:space="preserve">7. Bạn càng luyện tập nhiều, bạn càng tiến bộ nhanh.</w:t>
-      </w:r>
-    </w:p>
-    <w:p>
-      <w:r>
-        <w:t xml:space="preserve">8. Tôi có ít thời gian hơn bạn.</w:t>
-      </w:r>
-    </w:p>
-    <w:p>
-      <w:r>
-        <w:t xml:space="preserve">9. Căn phòng này rộng gấp đôi phòng kia.</w:t>
-      </w:r>
-    </w:p>
-    <w:p>
-      <w:r>
-        <w:t xml:space="preserve">10. Hôm nay không nóng bằng hôm qua.</w:t>
-      </w:r>
-    </w:p>
-    <w:p>
-      <w:r>
-        <w:rPr>
+        <w:t>PHẦN 7. SỬA LỖI SAI (10 điểm)</w:t>
+      </w:r>
+    </w:p>
+    <w:p>
+      <w:pPr>
+        <w:spacing w:before="0" w:after="60"/>
+        <w:keepNext/>
+      </w:pPr>
+      <w:r>
+        <w:rPr>
+          <w:color w:val="000000"/>
+          <w:i/>
+        </w:rPr>
+        <w:t>Hướng dẫn: Tìm lỗi sai và viết lại câu đúng hoàn chỉnh.</w:t>
+      </w:r>
+    </w:p>
+    <w:p>
+      <w:pPr>
+        <w:spacing w:before="40" w:after="60"/>
+      </w:pPr>
+      <w:r>
+        <w:rPr>
+          <w:color w:val="000000"/>
+        </w:rPr>
+        <w:t>1. This box is three times bigger as that one.</w:t>
+      </w:r>
+    </w:p>
+    <w:p>
+      <w:pPr>
+        <w:spacing w:before="120" w:after="160"/>
+      </w:pPr>
+      <w:r>
+        <w:rPr>
+          <w:color w:val="000000"/>
+        </w:rPr>
+        <w:t>2. He works carefuler than I do.</w:t>
+      </w:r>
+    </w:p>
+    <w:p>
+      <w:pPr>
+        <w:spacing w:before="120" w:after="160"/>
+      </w:pPr>
+      <w:r>
+        <w:rPr>
+          <w:color w:val="000000"/>
+        </w:rPr>
+        <w:t>3. Who is the older person here?</w:t>
+      </w:r>
+    </w:p>
+    <w:p>
+      <w:pPr>
+        <w:spacing w:before="120" w:after="160"/>
+      </w:pPr>
+      <w:r>
+        <w:rPr>
+          <w:color w:val="000000"/>
+        </w:rPr>
+        <w:t>4. My bag is different than yours.</w:t>
+      </w:r>
+    </w:p>
+    <w:p>
+      <w:pPr>
+        <w:spacing w:before="120" w:after="160"/>
+      </w:pPr>
+      <w:r>
+        <w:rPr>
+          <w:color w:val="000000"/>
+        </w:rPr>
+        <w:t>5. This test is not so easier as the last.</w:t>
+      </w:r>
+    </w:p>
+    <w:p>
+      <w:pPr>
+        <w:spacing w:before="120" w:after="160"/>
+      </w:pPr>
+      <w:r>
+        <w:rPr>
+          <w:color w:val="000000"/>
+        </w:rPr>
+        <w:t>6. She is more taller than me.</w:t>
+      </w:r>
+    </w:p>
+    <w:p>
+      <w:pPr>
+        <w:spacing w:before="120" w:after="160"/>
+      </w:pPr>
+      <w:r>
+        <w:rPr>
+          <w:color w:val="000000"/>
+        </w:rPr>
+        <w:t>7. This is most expensive shop here.</w:t>
+      </w:r>
+    </w:p>
+    <w:p>
+      <w:pPr>
+        <w:spacing w:before="120" w:after="160"/>
+      </w:pPr>
+      <w:r>
+        <w:rPr>
+          <w:color w:val="000000"/>
+        </w:rPr>
+        <w:t>8. Lan is as tall than Mai.</w:t>
+      </w:r>
+    </w:p>
+    <w:p>
+      <w:pPr>
+        <w:spacing w:before="120" w:after="160"/>
+      </w:pPr>
+      <w:r>
+        <w:rPr>
+          <w:color w:val="000000"/>
+        </w:rPr>
+        <w:t>9. He runs more fast than Nam.</w:t>
+      </w:r>
+    </w:p>
+    <w:p>
+      <w:pPr>
+        <w:spacing w:before="120" w:after="160"/>
+      </w:pPr>
+      <w:r>
+        <w:rPr>
+          <w:color w:val="000000"/>
+        </w:rPr>
+        <w:t>10. That was the baddest day.</w:t>
+      </w:r>
+    </w:p>
+    <w:p>
+      <w:pPr>
+        <w:spacing w:before="240" w:after="60"/>
+        <w:keepNext/>
+      </w:pPr>
+      <w:r>
+        <w:rPr>
+          <w:color w:val="000000"/>
           <w:b/>
         </w:rPr>
-        <w:t xml:space="preserve">PHẦN 9. ĐỌC HIỂU (10 điểm)</w:t>
-      </w:r>
-    </w:p>
-    <w:p>
-      <w:r>
-        <w:t xml:space="preserve">The Sunrise, Ocean View and Central are three local hotels. Central is the cheapest, but its rooms are smaller than those at the others. Ocean View is more comfortable than Central and has the best restaurant. Sunrise is as clean as Ocean View, but it is farther from the beach. The longer guests stay at Ocean View, the lower the daily price becomes.</w:t>
-      </w:r>
-    </w:p>
-    <w:p>
-      <w:r>
-        <w:t xml:space="preserve">1. Which hotel is cheapest? 2. Which has the best restaurant? 3. Are Sunrise and Ocean View equally clean? 4. Which is farther from the beach? 5. What happens to the daily price at Ocean View?</w:t>
-      </w:r>
-    </w:p>
-    <w:p>
-      <w:r>
-        <w:rPr>
+        <w:t>PHẦN 8. DỊCH SANG TIẾNG ANH (10 điểm)</w:t>
+      </w:r>
+    </w:p>
+    <w:p>
+      <w:pPr>
+        <w:spacing w:before="0" w:after="60"/>
+        <w:keepNext/>
+      </w:pPr>
+      <w:r>
+        <w:rPr>
+          <w:color w:val="000000"/>
+          <w:i/>
+        </w:rPr>
+        <w:t>Hướng dẫn: Dịch từng câu sang tiếng Anh tự nhiên và đúng ngữ pháp.</w:t>
+      </w:r>
+    </w:p>
+    <w:p>
+      <w:pPr>
+        <w:spacing w:before="40" w:after="60"/>
+      </w:pPr>
+      <w:r>
+        <w:rPr>
+          <w:color w:val="000000"/>
+        </w:rPr>
+        <w:t>1. Lan cao bằng Mai.</w:t>
+      </w:r>
+    </w:p>
+    <w:p>
+      <w:pPr>
+        <w:spacing w:before="120" w:after="160"/>
+      </w:pPr>
+      <w:r>
+        <w:rPr>
+          <w:color w:val="000000"/>
+        </w:rPr>
+        <w:t>2. Xe này đắt hơn xe kia.</w:t>
+      </w:r>
+    </w:p>
+    <w:p>
+      <w:pPr>
+        <w:spacing w:before="120" w:after="160"/>
+      </w:pPr>
+      <w:r>
+        <w:rPr>
+          <w:color w:val="000000"/>
+        </w:rPr>
+        <w:t>3. Đây là tòa nhà cao nhất thành phố.</w:t>
+      </w:r>
+    </w:p>
+    <w:p>
+      <w:pPr>
+        <w:spacing w:before="120" w:after="160"/>
+      </w:pPr>
+      <w:r>
+        <w:rPr>
+          <w:color w:val="000000"/>
+        </w:rPr>
+        <w:t>4. Nam chạy nhanh hơn tôi.</w:t>
+      </w:r>
+    </w:p>
+    <w:p>
+      <w:pPr>
+        <w:spacing w:before="120" w:after="160"/>
+      </w:pPr>
+      <w:r>
+        <w:rPr>
+          <w:color w:val="000000"/>
+        </w:rPr>
+        <w:t>5. Cô ấy là một trong những học sinh giỏi nhất.</w:t>
+      </w:r>
+    </w:p>
+    <w:p>
+      <w:pPr>
+        <w:spacing w:before="120" w:after="160"/>
+      </w:pPr>
+      <w:r>
+        <w:rPr>
+          <w:color w:val="000000"/>
+        </w:rPr>
+        <w:t>6. Trời ngày càng lạnh hơn.</w:t>
+      </w:r>
+    </w:p>
+    <w:p>
+      <w:pPr>
+        <w:spacing w:before="120" w:after="160"/>
+      </w:pPr>
+      <w:r>
+        <w:rPr>
+          <w:color w:val="000000"/>
+        </w:rPr>
+        <w:t>7. Bạn càng luyện tập nhiều, bạn càng tiến bộ nhanh.</w:t>
+      </w:r>
+    </w:p>
+    <w:p>
+      <w:pPr>
+        <w:spacing w:before="120" w:after="160"/>
+      </w:pPr>
+      <w:r>
+        <w:rPr>
+          <w:color w:val="000000"/>
+        </w:rPr>
+        <w:t>8. Tôi có ít thời gian hơn bạn.</w:t>
+      </w:r>
+    </w:p>
+    <w:p>
+      <w:pPr>
+        <w:spacing w:before="120" w:after="160"/>
+      </w:pPr>
+      <w:r>
+        <w:rPr>
+          <w:color w:val="000000"/>
+        </w:rPr>
+        <w:t>9. Căn phòng này rộng gấp đôi phòng kia.</w:t>
+      </w:r>
+    </w:p>
+    <w:p>
+      <w:pPr>
+        <w:spacing w:before="120" w:after="160"/>
+      </w:pPr>
+      <w:r>
+        <w:rPr>
+          <w:color w:val="000000"/>
+        </w:rPr>
+        <w:t>10. Hôm nay không nóng bằng hôm qua.</w:t>
+      </w:r>
+    </w:p>
+    <w:p>
+      <w:pPr>
+        <w:spacing w:before="240" w:after="60"/>
+        <w:keepNext/>
+      </w:pPr>
+      <w:r>
+        <w:rPr>
+          <w:color w:val="000000"/>
           <w:b/>
         </w:rPr>
-        <w:t xml:space="preserve">PHẦN 10. VIẾT (10 điểm)</w:t>
-      </w:r>
-    </w:p>
-    <w:p>
-      <w:r>
-        <w:t xml:space="preserve">Viết 90–110 từ so sánh ba khách sạn, cửa hàng hoặc sản phẩm và đưa ra lựa chọn tốt nhất.</w:t>
-      </w:r>
-    </w:p>
-    <w:p>
-      <w:r>
-        <w:rPr>
+        <w:t>PHẦN 9. ĐỌC HIỂU (10 điểm)</w:t>
+      </w:r>
+    </w:p>
+    <w:p>
+      <w:pPr>
+        <w:spacing w:before="0" w:after="60"/>
+        <w:keepNext/>
+      </w:pPr>
+      <w:r>
+        <w:rPr>
+          <w:color w:val="000000"/>
+          <w:i/>
+        </w:rPr>
+        <w:t>Hướng dẫn: Đọc đoạn văn và trả lời từng câu hỏi bằng thông tin trong bài.</w:t>
+      </w:r>
+    </w:p>
+    <w:p>
+      <w:pPr>
+        <w:spacing w:before="0" w:after="120"/>
+      </w:pPr>
+      <w:r>
+        <w:rPr>
+          <w:color w:val="000000"/>
+        </w:rPr>
+        <w:t>The Sunrise, Ocean View and Central are three local hotels. Central is the cheapest, but its rooms are smaller than those at the others.</w:t>
+      </w:r>
+    </w:p>
+    <w:p>
+      <w:pPr>
+        <w:spacing w:before="0" w:after="120"/>
+      </w:pPr>
+      <w:r>
+        <w:rPr>
+          <w:color w:val="000000"/>
+        </w:rPr>
+        <w:t>Ocean View is more comfortable than Central and has the best restaurant. Sunrise is as clean as Ocean View, but it is farther from the beach.</w:t>
+      </w:r>
+    </w:p>
+    <w:p>
+      <w:pPr>
+        <w:spacing w:before="0" w:after="120"/>
+      </w:pPr>
+      <w:r>
+        <w:rPr>
+          <w:color w:val="000000"/>
+        </w:rPr>
+        <w:t>The longer guests stay at Ocean View, the lower the daily price becomes.</w:t>
+      </w:r>
+    </w:p>
+    <w:p>
+      <w:pPr>
+        <w:spacing w:before="120" w:after="160"/>
+      </w:pPr>
+      <w:r>
+        <w:rPr>
+          <w:color w:val="000000"/>
+        </w:rPr>
+        <w:t>1. Which hotel is cheapest?</w:t>
+      </w:r>
+    </w:p>
+    <w:p>
+      <w:pPr>
+        <w:spacing w:before="120" w:after="160"/>
+      </w:pPr>
+      <w:r>
+        <w:rPr>
+          <w:color w:val="000000"/>
+        </w:rPr>
+        <w:t>2. Which has the best restaurant?</w:t>
+      </w:r>
+    </w:p>
+    <w:p>
+      <w:pPr>
+        <w:spacing w:before="120" w:after="160"/>
+      </w:pPr>
+      <w:r>
+        <w:rPr>
+          <w:color w:val="000000"/>
+        </w:rPr>
+        <w:t>3. Are Sunrise and Ocean View equally clean?</w:t>
+      </w:r>
+    </w:p>
+    <w:p>
+      <w:pPr>
+        <w:spacing w:before="120" w:after="160"/>
+      </w:pPr>
+      <w:r>
+        <w:rPr>
+          <w:color w:val="000000"/>
+        </w:rPr>
+        <w:t>4. Which is farther from the beach?</w:t>
+      </w:r>
+    </w:p>
+    <w:p>
+      <w:pPr>
+        <w:spacing w:before="120" w:after="160"/>
+      </w:pPr>
+      <w:r>
+        <w:rPr>
+          <w:color w:val="000000"/>
+        </w:rPr>
+        <w:t>5. What happens to the daily price at Ocean View?</w:t>
+      </w:r>
+    </w:p>
+    <w:p>
+      <w:pPr>
+        <w:spacing w:before="240" w:after="60"/>
+        <w:keepNext/>
+      </w:pPr>
+      <w:r>
+        <w:rPr>
+          <w:color w:val="000000"/>
           <w:b/>
         </w:rPr>
-        <w:t xml:space="preserve">ĐÁP ÁN – ĐỀ 3</w:t>
-      </w:r>
-    </w:p>
-    <w:p>
-      <w:r>
-        <w:rPr>
+        <w:t>PHẦN 10. VIẾT (10 điểm)</w:t>
+      </w:r>
+    </w:p>
+    <w:p>
+      <w:pPr>
+        <w:spacing w:before="0" w:after="60"/>
+        <w:keepNext/>
+      </w:pPr>
+      <w:r>
+        <w:rPr>
+          <w:color w:val="000000"/>
+          <w:i/>
+        </w:rPr>
+        <w:t>Hướng dẫn: Viết đúng độ dài và sử dụng đủ các dạng so sánh được yêu cầu.</w:t>
+      </w:r>
+    </w:p>
+    <w:p>
+      <w:pPr>
+        <w:spacing w:before="40" w:after="60"/>
+      </w:pPr>
+      <w:r>
+        <w:rPr>
+          <w:color w:val="000000"/>
+        </w:rPr>
+        <w:t>Viết 90–110 từ so sánh ba khách sạn, cửa hàng hoặc sản phẩm và đưa ra lựa chọn tốt nhất.</w:t>
+      </w:r>
+    </w:p>
+    <w:p>
+      <w:pPr>
+        <w:spacing w:before="0" w:after="280"/>
+        <w:keepNext/>
+        <w:jc w:val="center"/>
+      </w:pPr>
+      <w:r>
+        <w:rPr>
+          <w:color w:val="000000"/>
           <w:b/>
         </w:rPr>
-        <w:t xml:space="preserve">PHẦN 1: 1. the most; 2. the easiest; 3. more expensive; 4. thinner; 5. the best; 6. taller; 7. the largest; 8. happier; 9. the hottest; 10. more beautiful</w:t>
-      </w:r>
-    </w:p>
-    <w:p>
-      <w:r>
-        <w:rPr>
+        <w:br w:type="page"/>
+        <w:t>ĐÁP ÁN</w:t>
+      </w:r>
+    </w:p>
+    <w:p>
+      <w:pPr>
+        <w:spacing w:before="240" w:after="60"/>
+        <w:keepNext/>
+      </w:pPr>
+      <w:r>
+        <w:rPr>
+          <w:color w:val="000000"/>
           <w:b/>
         </w:rPr>
-        <w:t xml:space="preserve">PHẦN 2: 1. as much; as; 2. as many; as; 3. as; as; 4. as; as; 5. as; as; 6. as; as; 7. as; as; 8. as many; as; 9. as much; as; 10. as; as</w:t>
-      </w:r>
-    </w:p>
-    <w:p>
-      <w:r>
-        <w:rPr>
+        <w:t>PHẦN 1</w:t>
+      </w:r>
+    </w:p>
+    <w:p>
+      <w:pPr>
+        <w:spacing w:before="60" w:after="120"/>
+      </w:pPr>
+      <w:r>
+        <w:rPr>
+          <w:color w:val="000000"/>
+        </w:rPr>
+        <w:t>Câu 1: the most</w:t>
+      </w:r>
+    </w:p>
+    <w:p>
+      <w:pPr>
+        <w:spacing w:before="60" w:after="120"/>
+      </w:pPr>
+      <w:r>
+        <w:rPr>
+          <w:color w:val="000000"/>
+        </w:rPr>
+        <w:t>Câu 2: the easiest</w:t>
+      </w:r>
+    </w:p>
+    <w:p>
+      <w:pPr>
+        <w:spacing w:before="60" w:after="120"/>
+      </w:pPr>
+      <w:r>
+        <w:rPr>
+          <w:color w:val="000000"/>
+        </w:rPr>
+        <w:t>Câu 3: more expensive</w:t>
+      </w:r>
+    </w:p>
+    <w:p>
+      <w:pPr>
+        <w:spacing w:before="60" w:after="120"/>
+      </w:pPr>
+      <w:r>
+        <w:rPr>
+          <w:color w:val="000000"/>
+        </w:rPr>
+        <w:t>Câu 4: thinner</w:t>
+      </w:r>
+    </w:p>
+    <w:p>
+      <w:pPr>
+        <w:spacing w:before="60" w:after="120"/>
+      </w:pPr>
+      <w:r>
+        <w:rPr>
+          <w:color w:val="000000"/>
+        </w:rPr>
+        <w:t>Câu 5: the best</w:t>
+      </w:r>
+    </w:p>
+    <w:p>
+      <w:pPr>
+        <w:spacing w:before="60" w:after="120"/>
+      </w:pPr>
+      <w:r>
+        <w:rPr>
+          <w:color w:val="000000"/>
+        </w:rPr>
+        <w:t>Câu 6: taller</w:t>
+      </w:r>
+    </w:p>
+    <w:p>
+      <w:pPr>
+        <w:spacing w:before="60" w:after="120"/>
+      </w:pPr>
+      <w:r>
+        <w:rPr>
+          <w:color w:val="000000"/>
+        </w:rPr>
+        <w:t>Câu 7: the largest</w:t>
+      </w:r>
+    </w:p>
+    <w:p>
+      <w:pPr>
+        <w:spacing w:before="60" w:after="120"/>
+      </w:pPr>
+      <w:r>
+        <w:rPr>
+          <w:color w:val="000000"/>
+        </w:rPr>
+        <w:t>Câu 8: happier</w:t>
+      </w:r>
+    </w:p>
+    <w:p>
+      <w:pPr>
+        <w:spacing w:before="60" w:after="120"/>
+      </w:pPr>
+      <w:r>
+        <w:rPr>
+          <w:color w:val="000000"/>
+        </w:rPr>
+        <w:t>Câu 9: the hottest</w:t>
+      </w:r>
+    </w:p>
+    <w:p>
+      <w:pPr>
+        <w:spacing w:before="60" w:after="120"/>
+      </w:pPr>
+      <w:r>
+        <w:rPr>
+          <w:color w:val="000000"/>
+        </w:rPr>
+        <w:t>Câu 10: more beautiful</w:t>
+      </w:r>
+    </w:p>
+    <w:p>
+      <w:pPr>
+        <w:spacing w:before="240" w:after="60"/>
+        <w:keepNext/>
+      </w:pPr>
+      <w:r>
+        <w:rPr>
+          <w:color w:val="000000"/>
           <w:b/>
         </w:rPr>
-        <w:t xml:space="preserve">PHẦN 3: 1. earlier; 2. more peaceful; 3. heavier; 4. easier; 5. more carefully; 6. faster; 7. more difficult; 8. hotter; 9. more fluently; 10. better</w:t>
-      </w:r>
-    </w:p>
-    <w:p>
-      <w:r>
-        <w:rPr>
+        <w:t>PHẦN 2</w:t>
+      </w:r>
+    </w:p>
+    <w:p>
+      <w:pPr>
+        <w:spacing w:before="60" w:after="120"/>
+      </w:pPr>
+      <w:r>
+        <w:rPr>
+          <w:color w:val="000000"/>
+        </w:rPr>
+        <w:t>Câu 1: as much; as</w:t>
+      </w:r>
+    </w:p>
+    <w:p>
+      <w:pPr>
+        <w:spacing w:before="60" w:after="120"/>
+      </w:pPr>
+      <w:r>
+        <w:rPr>
+          <w:color w:val="000000"/>
+        </w:rPr>
+        <w:t>Câu 2: as many; as</w:t>
+      </w:r>
+    </w:p>
+    <w:p>
+      <w:pPr>
+        <w:spacing w:before="60" w:after="120"/>
+      </w:pPr>
+      <w:r>
+        <w:rPr>
+          <w:color w:val="000000"/>
+        </w:rPr>
+        <w:t>Câu 3: as; as</w:t>
+      </w:r>
+    </w:p>
+    <w:p>
+      <w:pPr>
+        <w:spacing w:before="60" w:after="120"/>
+      </w:pPr>
+      <w:r>
+        <w:rPr>
+          <w:color w:val="000000"/>
+        </w:rPr>
+        <w:t>Câu 4: as; as</w:t>
+      </w:r>
+    </w:p>
+    <w:p>
+      <w:pPr>
+        <w:spacing w:before="60" w:after="120"/>
+      </w:pPr>
+      <w:r>
+        <w:rPr>
+          <w:color w:val="000000"/>
+        </w:rPr>
+        <w:t>Câu 5: as; as</w:t>
+      </w:r>
+    </w:p>
+    <w:p>
+      <w:pPr>
+        <w:spacing w:before="60" w:after="120"/>
+      </w:pPr>
+      <w:r>
+        <w:rPr>
+          <w:color w:val="000000"/>
+        </w:rPr>
+        <w:t>Câu 6: as; as</w:t>
+      </w:r>
+    </w:p>
+    <w:p>
+      <w:pPr>
+        <w:spacing w:before="60" w:after="120"/>
+      </w:pPr>
+      <w:r>
+        <w:rPr>
+          <w:color w:val="000000"/>
+        </w:rPr>
+        <w:t>Câu 7: as; as</w:t>
+      </w:r>
+    </w:p>
+    <w:p>
+      <w:pPr>
+        <w:spacing w:before="60" w:after="120"/>
+      </w:pPr>
+      <w:r>
+        <w:rPr>
+          <w:color w:val="000000"/>
+        </w:rPr>
+        <w:t>Câu 8: as many; as</w:t>
+      </w:r>
+    </w:p>
+    <w:p>
+      <w:pPr>
+        <w:spacing w:before="60" w:after="120"/>
+      </w:pPr>
+      <w:r>
+        <w:rPr>
+          <w:color w:val="000000"/>
+        </w:rPr>
+        <w:t>Câu 9: as much; as</w:t>
+      </w:r>
+    </w:p>
+    <w:p>
+      <w:pPr>
+        <w:spacing w:before="60" w:after="120"/>
+      </w:pPr>
+      <w:r>
+        <w:rPr>
+          <w:color w:val="000000"/>
+        </w:rPr>
+        <w:t>Câu 10: as; as</w:t>
+      </w:r>
+    </w:p>
+    <w:p>
+      <w:pPr>
+        <w:spacing w:before="240" w:after="60"/>
+        <w:keepNext/>
+      </w:pPr>
+      <w:r>
+        <w:rPr>
+          <w:color w:val="000000"/>
           <w:b/>
         </w:rPr>
-        <w:t xml:space="preserve">PHẦN 4: 1. the most expensive; 2. the oldest; 3. the longest; 4. the busiest; 5. the most difficult; 6. the highest; 7. the most interesting; 8. the most hard-working; 9. the shortest; 10. the best</w:t>
-      </w:r>
-    </w:p>
-    <w:p>
-      <w:r>
-        <w:rPr>
+        <w:t>PHẦN 3</w:t>
+      </w:r>
+    </w:p>
+    <w:p>
+      <w:pPr>
+        <w:spacing w:before="60" w:after="120"/>
+      </w:pPr>
+      <w:r>
+        <w:rPr>
+          <w:color w:val="000000"/>
+        </w:rPr>
+        <w:t>Câu 1: earlier</w:t>
+      </w:r>
+    </w:p>
+    <w:p>
+      <w:pPr>
+        <w:spacing w:before="60" w:after="120"/>
+      </w:pPr>
+      <w:r>
+        <w:rPr>
+          <w:color w:val="000000"/>
+        </w:rPr>
+        <w:t>Câu 2: more peaceful</w:t>
+      </w:r>
+    </w:p>
+    <w:p>
+      <w:pPr>
+        <w:spacing w:before="60" w:after="120"/>
+      </w:pPr>
+      <w:r>
+        <w:rPr>
+          <w:color w:val="000000"/>
+        </w:rPr>
+        <w:t>Câu 3: heavier</w:t>
+      </w:r>
+    </w:p>
+    <w:p>
+      <w:pPr>
+        <w:spacing w:before="60" w:after="120"/>
+      </w:pPr>
+      <w:r>
+        <w:rPr>
+          <w:color w:val="000000"/>
+        </w:rPr>
+        <w:t>Câu 4: easier</w:t>
+      </w:r>
+    </w:p>
+    <w:p>
+      <w:pPr>
+        <w:spacing w:before="60" w:after="120"/>
+      </w:pPr>
+      <w:r>
+        <w:rPr>
+          <w:color w:val="000000"/>
+        </w:rPr>
+        <w:t>Câu 5: more carefully</w:t>
+      </w:r>
+    </w:p>
+    <w:p>
+      <w:pPr>
+        <w:spacing w:before="60" w:after="120"/>
+      </w:pPr>
+      <w:r>
+        <w:rPr>
+          <w:color w:val="000000"/>
+        </w:rPr>
+        <w:t>Câu 6: faster</w:t>
+      </w:r>
+    </w:p>
+    <w:p>
+      <w:pPr>
+        <w:spacing w:before="60" w:after="120"/>
+      </w:pPr>
+      <w:r>
+        <w:rPr>
+          <w:color w:val="000000"/>
+        </w:rPr>
+        <w:t>Câu 7: more difficult</w:t>
+      </w:r>
+    </w:p>
+    <w:p>
+      <w:pPr>
+        <w:spacing w:before="60" w:after="120"/>
+      </w:pPr>
+      <w:r>
+        <w:rPr>
+          <w:color w:val="000000"/>
+        </w:rPr>
+        <w:t>Câu 8: hotter</w:t>
+      </w:r>
+    </w:p>
+    <w:p>
+      <w:pPr>
+        <w:spacing w:before="60" w:after="120"/>
+      </w:pPr>
+      <w:r>
+        <w:rPr>
+          <w:color w:val="000000"/>
+        </w:rPr>
+        <w:t>Câu 9: more fluently</w:t>
+      </w:r>
+    </w:p>
+    <w:p>
+      <w:pPr>
+        <w:spacing w:before="60" w:after="120"/>
+      </w:pPr>
+      <w:r>
+        <w:rPr>
+          <w:color w:val="000000"/>
+        </w:rPr>
+        <w:t>Câu 10: better</w:t>
+      </w:r>
+    </w:p>
+    <w:p>
+      <w:pPr>
+        <w:spacing w:before="240" w:after="60"/>
+        <w:keepNext/>
+      </w:pPr>
+      <w:r>
+        <w:rPr>
+          <w:color w:val="000000"/>
           <w:b/>
         </w:rPr>
-        <w:t xml:space="preserve">PHẦN 5: 1. wider and wider; 2. the better; 3. more and more rapidly; 4. the more impatient; 5. the more; 6. colder and colder; 7. more and more important; 8. the more confident; 9. the sooner; 10. higher and higher</w:t>
-      </w:r>
-    </w:p>
-    <w:p>
-      <w:r>
-        <w:rPr>
+        <w:t>PHẦN 4</w:t>
+      </w:r>
+    </w:p>
+    <w:p>
+      <w:pPr>
+        <w:spacing w:before="60" w:after="120"/>
+      </w:pPr>
+      <w:r>
+        <w:rPr>
+          <w:color w:val="000000"/>
+        </w:rPr>
+        <w:t>Câu 1: the most expensive</w:t>
+      </w:r>
+    </w:p>
+    <w:p>
+      <w:pPr>
+        <w:spacing w:before="60" w:after="120"/>
+      </w:pPr>
+      <w:r>
+        <w:rPr>
+          <w:color w:val="000000"/>
+        </w:rPr>
+        <w:t>Câu 2: the oldest</w:t>
+      </w:r>
+    </w:p>
+    <w:p>
+      <w:pPr>
+        <w:spacing w:before="60" w:after="120"/>
+      </w:pPr>
+      <w:r>
+        <w:rPr>
+          <w:color w:val="000000"/>
+        </w:rPr>
+        <w:t>Câu 3: the longest</w:t>
+      </w:r>
+    </w:p>
+    <w:p>
+      <w:pPr>
+        <w:spacing w:before="60" w:after="120"/>
+      </w:pPr>
+      <w:r>
+        <w:rPr>
+          <w:color w:val="000000"/>
+        </w:rPr>
+        <w:t>Câu 4: the busiest</w:t>
+      </w:r>
+    </w:p>
+    <w:p>
+      <w:pPr>
+        <w:spacing w:before="60" w:after="120"/>
+      </w:pPr>
+      <w:r>
+        <w:rPr>
+          <w:color w:val="000000"/>
+        </w:rPr>
+        <w:t>Câu 5: the most difficult</w:t>
+      </w:r>
+    </w:p>
+    <w:p>
+      <w:pPr>
+        <w:spacing w:before="60" w:after="120"/>
+      </w:pPr>
+      <w:r>
+        <w:rPr>
+          <w:color w:val="000000"/>
+        </w:rPr>
+        <w:t>Câu 6: the highest</w:t>
+      </w:r>
+    </w:p>
+    <w:p>
+      <w:pPr>
+        <w:spacing w:before="60" w:after="120"/>
+      </w:pPr>
+      <w:r>
+        <w:rPr>
+          <w:color w:val="000000"/>
+        </w:rPr>
+        <w:t>Câu 7: the most interesting</w:t>
+      </w:r>
+    </w:p>
+    <w:p>
+      <w:pPr>
+        <w:spacing w:before="60" w:after="120"/>
+      </w:pPr>
+      <w:r>
+        <w:rPr>
+          <w:color w:val="000000"/>
+        </w:rPr>
+        <w:t>Câu 8: the most hard-working</w:t>
+      </w:r>
+    </w:p>
+    <w:p>
+      <w:pPr>
+        <w:spacing w:before="60" w:after="120"/>
+      </w:pPr>
+      <w:r>
+        <w:rPr>
+          <w:color w:val="000000"/>
+        </w:rPr>
+        <w:t>Câu 9: the shortest</w:t>
+      </w:r>
+    </w:p>
+    <w:p>
+      <w:pPr>
+        <w:spacing w:before="60" w:after="120"/>
+      </w:pPr>
+      <w:r>
+        <w:rPr>
+          <w:color w:val="000000"/>
+        </w:rPr>
+        <w:t>Câu 10: the best</w:t>
+      </w:r>
+    </w:p>
+    <w:p>
+      <w:pPr>
+        <w:spacing w:before="240" w:after="60"/>
+        <w:keepNext/>
+      </w:pPr>
+      <w:r>
+        <w:rPr>
+          <w:color w:val="000000"/>
           <w:b/>
         </w:rPr>
-        <w:t xml:space="preserve">PHẦN 6: 1. My house is twice as large as yours.; 2. Her phone is not the same as mine.; 3. A motorbike is faster than a bike.; 4. Lan works the hardest in the class.; 5. The night became colder and colder.; 6. Minh is not as tall as Nam.; 7. That car is more expensive than this car.; 8. Everest is the highest mountain.; 9. Lan is a very careful student.; 10. The red bag is as expensive as the blue bag.</w:t>
-      </w:r>
-    </w:p>
-    <w:p>
-      <w:r>
-        <w:rPr>
+        <w:t>PHẦN 5</w:t>
+      </w:r>
+    </w:p>
+    <w:p>
+      <w:pPr>
+        <w:spacing w:before="60" w:after="120"/>
+      </w:pPr>
+      <w:r>
+        <w:rPr>
+          <w:color w:val="000000"/>
+        </w:rPr>
+        <w:t>Câu 1: wider and wider</w:t>
+      </w:r>
+    </w:p>
+    <w:p>
+      <w:pPr>
+        <w:spacing w:before="60" w:after="120"/>
+      </w:pPr>
+      <w:r>
+        <w:rPr>
+          <w:color w:val="000000"/>
+        </w:rPr>
+        <w:t>Câu 2: the better</w:t>
+      </w:r>
+    </w:p>
+    <w:p>
+      <w:pPr>
+        <w:spacing w:before="60" w:after="120"/>
+      </w:pPr>
+      <w:r>
+        <w:rPr>
+          <w:color w:val="000000"/>
+        </w:rPr>
+        <w:t>Câu 3: more and more rapidly</w:t>
+      </w:r>
+    </w:p>
+    <w:p>
+      <w:pPr>
+        <w:spacing w:before="60" w:after="120"/>
+      </w:pPr>
+      <w:r>
+        <w:rPr>
+          <w:color w:val="000000"/>
+        </w:rPr>
+        <w:t>Câu 4: the more impatient</w:t>
+      </w:r>
+    </w:p>
+    <w:p>
+      <w:pPr>
+        <w:spacing w:before="60" w:after="120"/>
+      </w:pPr>
+      <w:r>
+        <w:rPr>
+          <w:color w:val="000000"/>
+        </w:rPr>
+        <w:t>Câu 5: the more</w:t>
+      </w:r>
+    </w:p>
+    <w:p>
+      <w:pPr>
+        <w:spacing w:before="60" w:after="120"/>
+      </w:pPr>
+      <w:r>
+        <w:rPr>
+          <w:color w:val="000000"/>
+        </w:rPr>
+        <w:t>Câu 6: colder and colder</w:t>
+      </w:r>
+    </w:p>
+    <w:p>
+      <w:pPr>
+        <w:spacing w:before="60" w:after="120"/>
+      </w:pPr>
+      <w:r>
+        <w:rPr>
+          <w:color w:val="000000"/>
+        </w:rPr>
+        <w:t>Câu 7: more and more important</w:t>
+      </w:r>
+    </w:p>
+    <w:p>
+      <w:pPr>
+        <w:spacing w:before="60" w:after="120"/>
+      </w:pPr>
+      <w:r>
+        <w:rPr>
+          <w:color w:val="000000"/>
+        </w:rPr>
+        <w:t>Câu 8: the more confident</w:t>
+      </w:r>
+    </w:p>
+    <w:p>
+      <w:pPr>
+        <w:spacing w:before="60" w:after="120"/>
+      </w:pPr>
+      <w:r>
+        <w:rPr>
+          <w:color w:val="000000"/>
+        </w:rPr>
+        <w:t>Câu 9: the sooner</w:t>
+      </w:r>
+    </w:p>
+    <w:p>
+      <w:pPr>
+        <w:spacing w:before="60" w:after="120"/>
+      </w:pPr>
+      <w:r>
+        <w:rPr>
+          <w:color w:val="000000"/>
+        </w:rPr>
+        <w:t>Câu 10: higher and higher</w:t>
+      </w:r>
+    </w:p>
+    <w:p>
+      <w:pPr>
+        <w:spacing w:before="240" w:after="60"/>
+        <w:keepNext/>
+      </w:pPr>
+      <w:r>
+        <w:rPr>
+          <w:color w:val="000000"/>
           <w:b/>
         </w:rPr>
-        <w:t xml:space="preserve">PHẦN 7: 1. This box is three times as big as that one.; 2. He works more carefully than I do.; 3. Who is the oldest person here?; 4. My bag is different from yours.; 5. This test is not as easy as the last.; 6. She is taller than me.; 7. This is the most expensive shop here.; 8. Lan is as tall as Mai.; 9. He runs faster than Nam.; 10. That was the worst day.</w:t>
-      </w:r>
-    </w:p>
-    <w:p>
-      <w:r>
-        <w:rPr>
+        <w:t>PHẦN 6</w:t>
+      </w:r>
+    </w:p>
+    <w:p>
+      <w:pPr>
+        <w:spacing w:before="60" w:after="120"/>
+      </w:pPr>
+      <w:r>
+        <w:rPr>
+          <w:color w:val="000000"/>
+        </w:rPr>
+        <w:t>Câu 1: My house is twice as large as yours.</w:t>
+      </w:r>
+    </w:p>
+    <w:p>
+      <w:pPr>
+        <w:spacing w:before="60" w:after="120"/>
+      </w:pPr>
+      <w:r>
+        <w:rPr>
+          <w:color w:val="000000"/>
+        </w:rPr>
+        <w:t>Câu 2: Her phone is not the same as mine.</w:t>
+      </w:r>
+    </w:p>
+    <w:p>
+      <w:pPr>
+        <w:spacing w:before="60" w:after="120"/>
+      </w:pPr>
+      <w:r>
+        <w:rPr>
+          <w:color w:val="000000"/>
+        </w:rPr>
+        <w:t>Câu 3: A motorbike is faster than a bike.</w:t>
+      </w:r>
+    </w:p>
+    <w:p>
+      <w:pPr>
+        <w:spacing w:before="60" w:after="120"/>
+      </w:pPr>
+      <w:r>
+        <w:rPr>
+          <w:color w:val="000000"/>
+        </w:rPr>
+        <w:t>Câu 4: Lan works the hardest in the class.</w:t>
+      </w:r>
+    </w:p>
+    <w:p>
+      <w:pPr>
+        <w:spacing w:before="60" w:after="120"/>
+      </w:pPr>
+      <w:r>
+        <w:rPr>
+          <w:color w:val="000000"/>
+        </w:rPr>
+        <w:t>Câu 5: The night became colder and colder.</w:t>
+      </w:r>
+    </w:p>
+    <w:p>
+      <w:pPr>
+        <w:spacing w:before="60" w:after="120"/>
+      </w:pPr>
+      <w:r>
+        <w:rPr>
+          <w:color w:val="000000"/>
+        </w:rPr>
+        <w:t>Câu 6: Minh is not as tall as Nam.</w:t>
+      </w:r>
+    </w:p>
+    <w:p>
+      <w:pPr>
+        <w:spacing w:before="60" w:after="120"/>
+      </w:pPr>
+      <w:r>
+        <w:rPr>
+          <w:color w:val="000000"/>
+        </w:rPr>
+        <w:t>Câu 7: That car is more expensive than this car.</w:t>
+      </w:r>
+    </w:p>
+    <w:p>
+      <w:pPr>
+        <w:spacing w:before="60" w:after="120"/>
+      </w:pPr>
+      <w:r>
+        <w:rPr>
+          <w:color w:val="000000"/>
+        </w:rPr>
+        <w:t>Câu 8: Everest is the highest mountain.</w:t>
+      </w:r>
+    </w:p>
+    <w:p>
+      <w:pPr>
+        <w:spacing w:before="60" w:after="120"/>
+      </w:pPr>
+      <w:r>
+        <w:rPr>
+          <w:color w:val="000000"/>
+        </w:rPr>
+        <w:t>Câu 9: Lan is a very careful student.</w:t>
+      </w:r>
+    </w:p>
+    <w:p>
+      <w:pPr>
+        <w:spacing w:before="60" w:after="120"/>
+      </w:pPr>
+      <w:r>
+        <w:rPr>
+          <w:color w:val="000000"/>
+        </w:rPr>
+        <w:t>Câu 10: The red bag is as expensive as the blue bag.</w:t>
+      </w:r>
+    </w:p>
+    <w:p>
+      <w:pPr>
+        <w:spacing w:before="240" w:after="60"/>
+        <w:keepNext/>
+      </w:pPr>
+      <w:r>
+        <w:rPr>
+          <w:color w:val="000000"/>
           <w:b/>
         </w:rPr>
-        <w:t xml:space="preserve">PHẦN 8: 1 Lan is as tall as Mai. 2 This car is more expensive than that one. 3 This is the tallest building in the city. 4 Nam runs faster than I do. 5 She is one of the best students. 6 It is getting colder and colder. 7 The more you practice, the faster you improve. 8 I have less time than you. 9 This room is twice as large as that one. 10 Today is not as hot as yesterday.</w:t>
-      </w:r>
-    </w:p>
-    <w:p>
-      <w:r>
-        <w:rPr>
+        <w:t>PHẦN 7</w:t>
+      </w:r>
+    </w:p>
+    <w:p>
+      <w:pPr>
+        <w:spacing w:before="60" w:after="120"/>
+      </w:pPr>
+      <w:r>
+        <w:rPr>
+          <w:color w:val="000000"/>
+        </w:rPr>
+        <w:t>Câu 1: This box is three times as big as that one.</w:t>
+      </w:r>
+    </w:p>
+    <w:p>
+      <w:pPr>
+        <w:spacing w:before="60" w:after="120"/>
+      </w:pPr>
+      <w:r>
+        <w:rPr>
+          <w:color w:val="000000"/>
+        </w:rPr>
+        <w:t>Câu 2: He works more carefully than I do.</w:t>
+      </w:r>
+    </w:p>
+    <w:p>
+      <w:pPr>
+        <w:spacing w:before="60" w:after="120"/>
+      </w:pPr>
+      <w:r>
+        <w:rPr>
+          <w:color w:val="000000"/>
+        </w:rPr>
+        <w:t>Câu 3: Who is the oldest person here?</w:t>
+      </w:r>
+    </w:p>
+    <w:p>
+      <w:pPr>
+        <w:spacing w:before="60" w:after="120"/>
+      </w:pPr>
+      <w:r>
+        <w:rPr>
+          <w:color w:val="000000"/>
+        </w:rPr>
+        <w:t>Câu 4: My bag is different from yours.</w:t>
+      </w:r>
+    </w:p>
+    <w:p>
+      <w:pPr>
+        <w:spacing w:before="60" w:after="120"/>
+      </w:pPr>
+      <w:r>
+        <w:rPr>
+          <w:color w:val="000000"/>
+        </w:rPr>
+        <w:t>Câu 5: This test is not as easy as the last.</w:t>
+      </w:r>
+    </w:p>
+    <w:p>
+      <w:pPr>
+        <w:spacing w:before="60" w:after="120"/>
+      </w:pPr>
+      <w:r>
+        <w:rPr>
+          <w:color w:val="000000"/>
+        </w:rPr>
+        <w:t>Câu 6: She is taller than me.</w:t>
+      </w:r>
+    </w:p>
+    <w:p>
+      <w:pPr>
+        <w:spacing w:before="60" w:after="120"/>
+      </w:pPr>
+      <w:r>
+        <w:rPr>
+          <w:color w:val="000000"/>
+        </w:rPr>
+        <w:t>Câu 7: This is the most expensive shop here.</w:t>
+      </w:r>
+    </w:p>
+    <w:p>
+      <w:pPr>
+        <w:spacing w:before="60" w:after="120"/>
+      </w:pPr>
+      <w:r>
+        <w:rPr>
+          <w:color w:val="000000"/>
+        </w:rPr>
+        <w:t>Câu 8: Lan is as tall as Mai.</w:t>
+      </w:r>
+    </w:p>
+    <w:p>
+      <w:pPr>
+        <w:spacing w:before="60" w:after="120"/>
+      </w:pPr>
+      <w:r>
+        <w:rPr>
+          <w:color w:val="000000"/>
+        </w:rPr>
+        <w:t>Câu 9: He runs faster than Nam.</w:t>
+      </w:r>
+    </w:p>
+    <w:p>
+      <w:pPr>
+        <w:spacing w:before="60" w:after="120"/>
+      </w:pPr>
+      <w:r>
+        <w:rPr>
+          <w:color w:val="000000"/>
+        </w:rPr>
+        <w:t>Câu 10: That was the worst day.</w:t>
+      </w:r>
+    </w:p>
+    <w:p>
+      <w:pPr>
+        <w:spacing w:before="240" w:after="60"/>
+        <w:keepNext/>
+      </w:pPr>
+      <w:r>
+        <w:rPr>
+          <w:color w:val="000000"/>
           <w:b/>
         </w:rPr>
-        <w:t xml:space="preserve">PHẦN 9: 1. Central. 2. Ocean View. 3. Yes. 4. Sunrise. 5. It becomes lower.</w:t>
-      </w:r>
-    </w:p>
-    <w:p>
-      <w:r>
-        <w:rPr>
+        <w:t>PHẦN 8</w:t>
+      </w:r>
+    </w:p>
+    <w:p>
+      <w:pPr>
+        <w:spacing w:before="60" w:after="120"/>
+      </w:pPr>
+      <w:r>
+        <w:rPr>
+          <w:color w:val="000000"/>
+        </w:rPr>
+        <w:t>Câu 1: Lan is as tall as Mai.</w:t>
+      </w:r>
+    </w:p>
+    <w:p>
+      <w:pPr>
+        <w:spacing w:before="60" w:after="120"/>
+      </w:pPr>
+      <w:r>
+        <w:rPr>
+          <w:color w:val="000000"/>
+        </w:rPr>
+        <w:t>Câu 2: This car is more expensive than that one.</w:t>
+      </w:r>
+    </w:p>
+    <w:p>
+      <w:pPr>
+        <w:spacing w:before="60" w:after="120"/>
+      </w:pPr>
+      <w:r>
+        <w:rPr>
+          <w:color w:val="000000"/>
+        </w:rPr>
+        <w:t>Câu 3: This is the tallest building in the city.</w:t>
+      </w:r>
+    </w:p>
+    <w:p>
+      <w:pPr>
+        <w:spacing w:before="60" w:after="120"/>
+      </w:pPr>
+      <w:r>
+        <w:rPr>
+          <w:color w:val="000000"/>
+        </w:rPr>
+        <w:t>Câu 4: Nam runs faster than I do.</w:t>
+      </w:r>
+    </w:p>
+    <w:p>
+      <w:pPr>
+        <w:spacing w:before="60" w:after="120"/>
+      </w:pPr>
+      <w:r>
+        <w:rPr>
+          <w:color w:val="000000"/>
+        </w:rPr>
+        <w:t>Câu 5: She is one of the best students.</w:t>
+      </w:r>
+    </w:p>
+    <w:p>
+      <w:pPr>
+        <w:spacing w:before="60" w:after="120"/>
+      </w:pPr>
+      <w:r>
+        <w:rPr>
+          <w:color w:val="000000"/>
+        </w:rPr>
+        <w:t>Câu 6: It is getting colder and colder.</w:t>
+      </w:r>
+    </w:p>
+    <w:p>
+      <w:pPr>
+        <w:spacing w:before="60" w:after="120"/>
+      </w:pPr>
+      <w:r>
+        <w:rPr>
+          <w:color w:val="000000"/>
+        </w:rPr>
+        <w:t>Câu 7: The more you practice, the faster you improve.</w:t>
+      </w:r>
+    </w:p>
+    <w:p>
+      <w:pPr>
+        <w:spacing w:before="60" w:after="120"/>
+      </w:pPr>
+      <w:r>
+        <w:rPr>
+          <w:color w:val="000000"/>
+        </w:rPr>
+        <w:t>Câu 8: I have less time than you.</w:t>
+      </w:r>
+    </w:p>
+    <w:p>
+      <w:pPr>
+        <w:spacing w:before="60" w:after="120"/>
+      </w:pPr>
+      <w:r>
+        <w:rPr>
+          <w:color w:val="000000"/>
+        </w:rPr>
+        <w:t>Câu 9: This room is twice as large as that one.</w:t>
+      </w:r>
+    </w:p>
+    <w:p>
+      <w:pPr>
+        <w:spacing w:before="60" w:after="120"/>
+      </w:pPr>
+      <w:r>
+        <w:rPr>
+          <w:color w:val="000000"/>
+        </w:rPr>
+        <w:t>Câu 10: Today is not as hot as yesterday.</w:t>
+      </w:r>
+    </w:p>
+    <w:p>
+      <w:pPr>
+        <w:spacing w:before="240" w:after="60"/>
+        <w:keepNext/>
+      </w:pPr>
+      <w:r>
+        <w:rPr>
+          <w:color w:val="000000"/>
           <w:b/>
         </w:rPr>
-        <w:t xml:space="preserve">BÀI VIẾT MẪU (101 từ): I compared three hotels for our holiday: Central, Sunrise and Ocean View. Central is the cheapest, but its rooms are smaller and less comfortable than the others. Sunrise is as clean as Ocean View and is the quietest hotel. However, it is farther from the beach. Ocean View is the most expensive, but it has the best restaurant and more facilities than Central. The longer guests stay there, the lower the daily price becomes. For a short trip, I would choose Sunrise because it offers the best balance. It is more peaceful than Central and not as costly as Ocean View.</w:t>
+        <w:t>PHẦN 9</w:t>
+      </w:r>
+    </w:p>
+    <w:p>
+      <w:pPr>
+        <w:spacing w:before="60" w:after="120"/>
+      </w:pPr>
+      <w:r>
+        <w:rPr>
+          <w:color w:val="000000"/>
+        </w:rPr>
+        <w:t>Câu 1: Central.</w:t>
+      </w:r>
+    </w:p>
+    <w:p>
+      <w:pPr>
+        <w:spacing w:before="60" w:after="120"/>
+      </w:pPr>
+      <w:r>
+        <w:rPr>
+          <w:color w:val="000000"/>
+        </w:rPr>
+        <w:t>Câu 2: Ocean View.</w:t>
+      </w:r>
+    </w:p>
+    <w:p>
+      <w:pPr>
+        <w:spacing w:before="60" w:after="120"/>
+      </w:pPr>
+      <w:r>
+        <w:rPr>
+          <w:color w:val="000000"/>
+        </w:rPr>
+        <w:t>Câu 3: Yes.</w:t>
+      </w:r>
+    </w:p>
+    <w:p>
+      <w:pPr>
+        <w:spacing w:before="60" w:after="120"/>
+      </w:pPr>
+      <w:r>
+        <w:rPr>
+          <w:color w:val="000000"/>
+        </w:rPr>
+        <w:t>Câu 4: Sunrise.</w:t>
+      </w:r>
+    </w:p>
+    <w:p>
+      <w:pPr>
+        <w:spacing w:before="60" w:after="120"/>
+      </w:pPr>
+      <w:r>
+        <w:rPr>
+          <w:color w:val="000000"/>
+        </w:rPr>
+        <w:t>Câu 5: It becomes lower.</w:t>
+      </w:r>
+    </w:p>
+    <w:p>
+      <w:pPr>
+        <w:spacing w:before="240" w:after="60"/>
+        <w:keepNext/>
+      </w:pPr>
+      <w:r>
+        <w:rPr>
+          <w:color w:val="000000"/>
+          <w:b/>
+        </w:rPr>
+        <w:t>PHẦN 10</w:t>
+      </w:r>
+    </w:p>
+    <w:p>
+      <w:pPr>
+        <w:spacing w:before="240" w:after="60"/>
+        <w:keepNext/>
+      </w:pPr>
+      <w:r>
+        <w:rPr>
+          <w:color w:val="000000"/>
+          <w:b/>
+        </w:rPr>
+        <w:t>Câu trả lời tham khảo</w:t>
+      </w:r>
+    </w:p>
+    <w:p>
+      <w:pPr>
+        <w:spacing w:before="0" w:after="160"/>
+      </w:pPr>
+      <w:r>
+        <w:rPr>
+          <w:color w:val="000000"/>
+        </w:rPr>
+        <w:t>BÀI VIẾT MẪU (101 từ): I compared three hotels for our holiday: Central, Sunrise and Ocean View. Central is the cheapest, but its rooms are smaller and less comfortable than the others. Sunrise is as clean as Ocean View and is the quietest hotel. However, it is farther from the beach. Ocean View is the most expensive, but it has the best restaurant and more facilities than Central. The longer guests stay there, the lower the daily price becomes. For a short trip, I would choose Sunrise because it offers the best balance. It is more peaceful than Central and not as costly as Ocean View.</w:t>
       </w:r>
     </w:p>
     <w:sectPr>
